--- a/docs/Auftragsblätter/06_Helm_Operator_CloudNativePG.docx
+++ b/docs/Auftragsblätter/06_Helm_Operator_CloudNativePG.docx
@@ -76,21 +76,7 @@
         <w:rPr>
           <w:lang w:val="de-CH"/>
         </w:rPr>
-        <w:t xml:space="preserve">Grundlage für diese Aufgabe ist die Präsentation «06_Helm_Operator_CloudNativePG». Sie erweitern den funktionierenden Stand aus Block 5 </w:t>
-      </w:r>
-      <w:proofErr w:type="gramStart"/>
-      <w:r>
-        <w:rPr>
-          <w:lang w:val="de-CH"/>
-        </w:rPr>
-        <w:t>um einen hoch verfügbaren PostgreSQL-Cluster</w:t>
-      </w:r>
-      <w:proofErr w:type="gramEnd"/>
-      <w:r>
-        <w:rPr>
-          <w:lang w:val="de-CH"/>
-        </w:rPr>
-        <w:t>.</w:t>
+        <w:t>Grundlage für diese Aufgabe ist die Präsentation «06_Helm_Operator_CloudNativePG». Sie erweitern den funktionierenden Stand aus Block 5 um einen hoch verfügbaren PostgreSQL-Cluster.</w:t>
       </w:r>
     </w:p>
     <w:tbl>
@@ -1543,17 +1529,7 @@
           <w:sz w:val="18"/>
           <w:lang w:val="de-CH"/>
         </w:rPr>
-        <w:t xml:space="preserve">Begründen Sie eine Prognose </w:t>
-      </w:r>
-      <w:proofErr w:type="gramStart"/>
-      <w:r>
-        <w:rPr>
-          <w:b/>
-          <w:color w:val="173A70"/>
-          <w:sz w:val="18"/>
-          <w:lang w:val="de-CH"/>
-        </w:rPr>
-        <w:t xml:space="preserve">mit </w:t>
+        <w:t xml:space="preserve">Begründen Sie eine Prognose mit </w:t>
       </w:r>
       <w:proofErr w:type="spellStart"/>
       <w:r>
@@ -1573,17 +1549,7 @@
           <w:sz w:val="18"/>
           <w:lang w:val="de-CH"/>
         </w:rPr>
-        <w:t>-Name</w:t>
-      </w:r>
-      <w:proofErr w:type="gramEnd"/>
-      <w:r>
-        <w:rPr>
-          <w:b/>
-          <w:color w:val="173A70"/>
-          <w:sz w:val="18"/>
-          <w:lang w:val="de-CH"/>
-        </w:rPr>
-        <w:t xml:space="preserve"> und </w:t>
+        <w:t xml:space="preserve">-Name und </w:t>
       </w:r>
       <w:proofErr w:type="spellStart"/>
       <w:r>
@@ -1662,7 +1628,6 @@
               <w:t xml:space="preserve"> definiert unter </w:t>
             </w:r>
             <w:proofErr w:type="spellStart"/>
-            <w:proofErr w:type="gramStart"/>
             <w:r>
               <w:rPr>
                 <w:lang w:val="de-CH"/>
@@ -1670,7 +1635,6 @@
               <w:t>spec.instances</w:t>
             </w:r>
             <w:proofErr w:type="spellEnd"/>
-            <w:proofErr w:type="gramEnd"/>
             <w:r>
               <w:rPr>
                 <w:lang w:val="de-CH"/>
@@ -2193,6 +2157,9 @@
             <w:pPr>
               <w:spacing w:after="0"/>
             </w:pPr>
+            <w:r>
+              <w:t>Kurs-Pin</w:t>
+            </w:r>
           </w:p>
         </w:tc>
         <w:tc>
@@ -2210,6 +2177,14 @@
             <w:pPr>
               <w:spacing w:after="0"/>
             </w:pPr>
+            <w:proofErr w:type="spellStart"/>
+            <w:r>
+              <w:t>Reproduzierbare</w:t>
+            </w:r>
+            <w:proofErr w:type="spellEnd"/>
+            <w:r>
+              <w:t xml:space="preserve"> Installation</w:t>
+            </w:r>
           </w:p>
         </w:tc>
       </w:tr>
@@ -2255,6 +2230,9 @@
             <w:pPr>
               <w:spacing w:after="0"/>
             </w:pPr>
+            <w:r>
+              <w:t>Kurs-Override</w:t>
+            </w:r>
           </w:p>
         </w:tc>
         <w:tc>
@@ -2271,7 +2249,16 @@
           <w:p>
             <w:pPr>
               <w:spacing w:after="0"/>
+              <w:rPr>
+                <w:lang w:val="de-CH"/>
+              </w:rPr>
             </w:pPr>
+            <w:r>
+              <w:rPr>
+                <w:lang w:val="de-CH"/>
+              </w:rPr>
+              <w:t>Passende Limits für lokalen k3d-Cluster</w:t>
+            </w:r>
           </w:p>
         </w:tc>
       </w:tr>
@@ -2298,8 +2285,16 @@
               <w:rPr>
                 <w:sz w:val="18"/>
               </w:rPr>
-              <w:t>Monitoring deaktiviert</w:t>
-            </w:r>
+              <w:t xml:space="preserve">Monitoring </w:t>
+            </w:r>
+            <w:proofErr w:type="spellStart"/>
+            <w:r>
+              <w:rPr>
+                <w:sz w:val="18"/>
+              </w:rPr>
+              <w:t>deaktiviert</w:t>
+            </w:r>
+            <w:proofErr w:type="spellEnd"/>
           </w:p>
         </w:tc>
         <w:tc>
@@ -2315,8 +2310,27 @@
           </w:tcPr>
           <w:p>
             <w:pPr>
+              <w:tabs>
+                <w:tab w:val="left" w:pos="1005"/>
+              </w:tabs>
               <w:spacing w:after="0"/>
             </w:pPr>
+            <w:r>
+              <w:t xml:space="preserve">Chart-Default, </w:t>
+            </w:r>
+            <w:proofErr w:type="spellStart"/>
+            <w:r>
+              <w:t>bewusst</w:t>
+            </w:r>
+            <w:proofErr w:type="spellEnd"/>
+            <w:r>
+              <w:t xml:space="preserve"> </w:t>
+            </w:r>
+            <w:proofErr w:type="spellStart"/>
+            <w:r>
+              <w:t>bestätigt</w:t>
+            </w:r>
+            <w:proofErr w:type="spellEnd"/>
           </w:p>
         </w:tc>
         <w:tc>
@@ -2333,7 +2347,16 @@
           <w:p>
             <w:pPr>
               <w:spacing w:after="0"/>
+              <w:rPr>
+                <w:lang w:val="de-CH"/>
+              </w:rPr>
             </w:pPr>
+            <w:r>
+              <w:rPr>
+                <w:lang w:val="de-CH"/>
+              </w:rPr>
+              <w:t>Keine Prometheus-Operator-CRDs erforderlich</w:t>
+            </w:r>
           </w:p>
         </w:tc>
       </w:tr>
@@ -2341,6 +2364,9 @@
     <w:p>
       <w:pPr>
         <w:spacing w:after="20"/>
+        <w:rPr>
+          <w:lang w:val="de-CH"/>
+        </w:rPr>
       </w:pPr>
     </w:p>
     <w:p>
@@ -2605,7 +2631,7 @@
       <w:tr>
         <w:trPr>
           <w:cantSplit/>
-          <w:trHeight w:hRule="exact" w:val="408"/>
+          <w:trHeight w:hRule="exact" w:val="793"/>
           <w:jc w:val="center"/>
         </w:trPr>
         <w:tc>
@@ -2627,6 +2653,26 @@
                 <w:lang w:val="de-CH"/>
               </w:rPr>
             </w:pPr>
+            <w:r>
+              <w:rPr>
+                <w:lang w:val="de-CH"/>
+              </w:rPr>
+              <w:t xml:space="preserve">Helm installiert und versioniert den </w:t>
+            </w:r>
+            <w:proofErr w:type="spellStart"/>
+            <w:r>
+              <w:rPr>
+                <w:lang w:val="de-CH"/>
+              </w:rPr>
+              <w:t>CloudNativePG</w:t>
+            </w:r>
+            <w:proofErr w:type="spellEnd"/>
+            <w:r>
+              <w:rPr>
+                <w:lang w:val="de-CH"/>
+              </w:rPr>
+              <w:t>-Operator; der Operator erzeugt und betreibt PostgreSQL-Cluster anhand der Cluster-Ressourcen.</w:t>
+            </w:r>
           </w:p>
         </w:tc>
       </w:tr>
@@ -3180,7 +3226,11 @@
           <w:p>
             <w:pPr>
               <w:spacing w:after="0"/>
+              <w:jc w:val="center"/>
             </w:pPr>
+            <w:r>
+              <w:t>Primary</w:t>
+            </w:r>
           </w:p>
         </w:tc>
         <w:tc>
@@ -3197,7 +3247,13 @@
           <w:p>
             <w:pPr>
               <w:spacing w:after="0"/>
+              <w:jc w:val="center"/>
             </w:pPr>
+            <w:proofErr w:type="spellStart"/>
+            <w:r>
+              <w:t>Schreibzugriffe</w:t>
+            </w:r>
+            <w:proofErr w:type="spellEnd"/>
           </w:p>
         </w:tc>
       </w:tr>
@@ -3242,7 +3298,11 @@
           <w:p>
             <w:pPr>
               <w:spacing w:after="0"/>
+              <w:jc w:val="center"/>
             </w:pPr>
+            <w:r>
+              <w:t>Replica</w:t>
+            </w:r>
           </w:p>
         </w:tc>
         <w:tc>
@@ -3259,7 +3319,16 @@
           <w:p>
             <w:pPr>
               <w:spacing w:after="0"/>
+              <w:jc w:val="center"/>
             </w:pPr>
+            <w:r>
+              <w:t>Read-only-</w:t>
+            </w:r>
+            <w:proofErr w:type="spellStart"/>
+            <w:r>
+              <w:t>Abfragen</w:t>
+            </w:r>
+            <w:proofErr w:type="spellEnd"/>
           </w:p>
         </w:tc>
       </w:tr>
@@ -3304,7 +3373,11 @@
           <w:p>
             <w:pPr>
               <w:spacing w:after="0"/>
+              <w:jc w:val="center"/>
             </w:pPr>
+            <w:r>
+              <w:t>Primary und Replica</w:t>
+            </w:r>
           </w:p>
         </w:tc>
         <w:tc>
@@ -3321,7 +3394,21 @@
           <w:p>
             <w:pPr>
               <w:spacing w:after="0"/>
+              <w:jc w:val="center"/>
             </w:pPr>
+            <w:proofErr w:type="spellStart"/>
+            <w:r>
+              <w:t>Verteilte</w:t>
+            </w:r>
+            <w:proofErr w:type="spellEnd"/>
+            <w:r>
+              <w:t xml:space="preserve"> </w:t>
+            </w:r>
+            <w:proofErr w:type="spellStart"/>
+            <w:r>
+              <w:t>Lesezugriffe</w:t>
+            </w:r>
+            <w:proofErr w:type="spellEnd"/>
           </w:p>
         </w:tc>
       </w:tr>
@@ -3394,23 +3481,7 @@
                 <w:sz w:val="20"/>
                 <w:lang w:val="de-CH"/>
               </w:rPr>
-              <w:t xml:space="preserve"> zeigt genau </w:t>
-            </w:r>
-            <w:proofErr w:type="gramStart"/>
-            <w:r>
-              <w:rPr>
-                <w:sz w:val="20"/>
-                <w:lang w:val="de-CH"/>
-              </w:rPr>
-              <w:t>auf den aktuellen Primary</w:t>
-            </w:r>
-            <w:proofErr w:type="gramEnd"/>
-            <w:r>
-              <w:rPr>
-                <w:sz w:val="20"/>
-                <w:lang w:val="de-CH"/>
-              </w:rPr>
-              <w:t>.</w:t>
+              <w:t xml:space="preserve"> zeigt genau auf den aktuellen Primary.</w:t>
             </w:r>
           </w:p>
         </w:tc>
@@ -3477,13 +3548,19 @@
                 <w:lang w:val="de-CH"/>
               </w:rPr>
             </w:pPr>
+            <w:r>
+              <w:rPr>
+                <w:lang w:val="de-CH"/>
+              </w:rPr>
+              <w:t>Pod-Namen und IP-Adressen können bei Neustart oder Failover wechseln.</w:t>
+            </w:r>
           </w:p>
         </w:tc>
       </w:tr>
       <w:tr>
         <w:trPr>
           <w:cantSplit/>
-          <w:trHeight w:hRule="exact" w:val="408"/>
+          <w:trHeight w:hRule="exact" w:val="787"/>
           <w:jc w:val="center"/>
         </w:trPr>
         <w:tc>
@@ -3505,6 +3582,26 @@
                 <w:lang w:val="de-CH"/>
               </w:rPr>
             </w:pPr>
+            <w:r>
+              <w:rPr>
+                <w:lang w:val="de-CH"/>
+              </w:rPr>
+              <w:t xml:space="preserve">Der Service </w:t>
+            </w:r>
+            <w:proofErr w:type="spellStart"/>
+            <w:r>
+              <w:rPr>
+                <w:lang w:val="de-CH"/>
+              </w:rPr>
+              <w:t>food-delivery-db-rw</w:t>
+            </w:r>
+            <w:proofErr w:type="spellEnd"/>
+            <w:r>
+              <w:rPr>
+                <w:lang w:val="de-CH"/>
+              </w:rPr>
+              <w:t xml:space="preserve"> bietet einen stabilen DNS-Namen und wird vom Operator automatisch auf den aktuellen Primary umgeschaltet.</w:t>
+            </w:r>
           </w:p>
         </w:tc>
       </w:tr>
@@ -3787,6 +3884,9 @@
                 <w:lang w:val="de-CH"/>
               </w:rPr>
             </w:pPr>
+            <w:r>
+              <w:t>#6504564</w:t>
+            </w:r>
           </w:p>
         </w:tc>
       </w:tr>
@@ -3815,6 +3915,19 @@
                 <w:lang w:val="de-CH"/>
               </w:rPr>
             </w:pPr>
+            <w:proofErr w:type="spellStart"/>
+            <w:r>
+              <w:t>angenommen</w:t>
+            </w:r>
+            <w:proofErr w:type="spellEnd"/>
+            <w:r>
+              <w:t xml:space="preserve">/in </w:t>
+            </w:r>
+            <w:proofErr w:type="spellStart"/>
+            <w:r>
+              <w:t>Zustellung</w:t>
+            </w:r>
+            <w:proofErr w:type="spellEnd"/>
           </w:p>
         </w:tc>
       </w:tr>
@@ -4149,6 +4262,22 @@
                 <w:lang w:val="de-CH"/>
               </w:rPr>
             </w:pPr>
+            <w:proofErr w:type="spellStart"/>
+            <w:r>
+              <w:t>Persistenz</w:t>
+            </w:r>
+            <w:proofErr w:type="spellEnd"/>
+            <w:r>
+              <w:t xml:space="preserve">: </w:t>
+            </w:r>
+            <w:proofErr w:type="spellStart"/>
+            <w:r>
+              <w:t>CloudNativePG</w:t>
+            </w:r>
+            <w:proofErr w:type="spellEnd"/>
+            <w:r>
+              <w:t>/PostgreSQL.</w:t>
+            </w:r>
           </w:p>
         </w:tc>
       </w:tr>
@@ -4177,6 +4306,26 @@
                 <w:lang w:val="de-CH"/>
               </w:rPr>
             </w:pPr>
+            <w:r>
+              <w:rPr>
+                <w:lang w:val="de-CH"/>
+              </w:rPr>
+              <w:t>order-</w:t>
+            </w:r>
+            <w:proofErr w:type="spellStart"/>
+            <w:r>
+              <w:rPr>
+                <w:lang w:val="de-CH"/>
+              </w:rPr>
+              <w:t>worker</w:t>
+            </w:r>
+            <w:proofErr w:type="spellEnd"/>
+            <w:r>
+              <w:rPr>
+                <w:lang w:val="de-CH"/>
+              </w:rPr>
+              <w:t xml:space="preserve"> schreibt Bestellungen in die Datenbank.</w:t>
+            </w:r>
           </w:p>
         </w:tc>
       </w:tr>
@@ -4205,6 +4354,20 @@
                 <w:lang w:val="de-CH"/>
               </w:rPr>
             </w:pPr>
+            <w:proofErr w:type="spellStart"/>
+            <w:r>
+              <w:rPr>
+                <w:lang w:val="de-CH"/>
+              </w:rPr>
+              <w:t>control-api</w:t>
+            </w:r>
+            <w:proofErr w:type="spellEnd"/>
+            <w:r>
+              <w:rPr>
+                <w:lang w:val="de-CH"/>
+              </w:rPr>
+              <w:t xml:space="preserve"> liest sie nach dem Neustart und rekonstruiert damit die Dashboard-Anzeige.</w:t>
+            </w:r>
           </w:p>
         </w:tc>
       </w:tr>
@@ -4930,13 +5093,19 @@
                 <w:lang w:val="de-CH"/>
               </w:rPr>
             </w:pPr>
+            <w:r>
+              <w:rPr>
+                <w:lang w:val="de-CH"/>
+              </w:rPr>
+              <w:t xml:space="preserve"> Event-Markierung und Bestellung müssen atomar gespeichert werden.</w:t>
+            </w:r>
           </w:p>
         </w:tc>
       </w:tr>
       <w:tr>
         <w:trPr>
           <w:cantSplit/>
-          <w:trHeight w:hRule="exact" w:val="408"/>
+          <w:trHeight w:hRule="exact" w:val="662"/>
           <w:jc w:val="center"/>
         </w:trPr>
         <w:tc>
@@ -4958,6 +5127,12 @@
                 <w:lang w:val="de-CH"/>
               </w:rPr>
             </w:pPr>
+            <w:r>
+              <w:rPr>
+                <w:lang w:val="de-CH"/>
+              </w:rPr>
+              <w:t>Sonst könnte bei einem Fehler nur eines gespeichert werden und die Nachricht später doppelt oder gar nicht wirken.</w:t>
+            </w:r>
           </w:p>
         </w:tc>
       </w:tr>
@@ -5335,6 +5510,21 @@
             <w:pPr>
               <w:spacing w:after="0"/>
             </w:pPr>
+            <w:r>
+              <w:t>food-delivery-db-1</w:t>
+            </w:r>
+            <w:r>
+              <w:t xml:space="preserve">, </w:t>
+            </w:r>
+            <w:r>
+              <w:t>k3d-teko-k8s-agent-1</w:t>
+            </w:r>
+            <w:r>
+              <w:t xml:space="preserve">, </w:t>
+            </w:r>
+            <w:r>
+              <w:t>10.42.1.43</w:t>
+            </w:r>
           </w:p>
         </w:tc>
       </w:tr>
@@ -5439,23 +5629,7 @@
           <w:sz w:val="20"/>
           <w:lang w:val="de-CH"/>
         </w:rPr>
-        <w:t xml:space="preserve">Stoppen Sie die </w:t>
-      </w:r>
-      <w:proofErr w:type="gramStart"/>
-      <w:r>
-        <w:rPr>
-          <w:sz w:val="20"/>
-          <w:lang w:val="de-CH"/>
-        </w:rPr>
-        <w:t>Zeit</w:t>
-      </w:r>
-      <w:proofErr w:type="gramEnd"/>
-      <w:r>
-        <w:rPr>
-          <w:sz w:val="20"/>
-          <w:lang w:val="de-CH"/>
-        </w:rPr>
-        <w:t xml:space="preserve"> bis ein anderer Pod die Rolle </w:t>
+        <w:t xml:space="preserve">Stoppen Sie die Zeit bis ein anderer Pod die Rolle </w:t>
       </w:r>
       <w:proofErr w:type="spellStart"/>
       <w:r>
@@ -5627,6 +5801,14 @@
             <w:pPr>
               <w:spacing w:after="0"/>
             </w:pPr>
+            <w:r>
+              <w:t xml:space="preserve">19,9 </w:t>
+            </w:r>
+            <w:proofErr w:type="spellStart"/>
+            <w:r>
+              <w:t>Sekunden</w:t>
+            </w:r>
+            <w:proofErr w:type="spellEnd"/>
           </w:p>
         </w:tc>
       </w:tr>
@@ -5672,6 +5854,15 @@
             <w:pPr>
               <w:spacing w:after="0"/>
             </w:pPr>
+            <w:r>
+              <w:t>food-delivery-db-2</w:t>
+            </w:r>
+            <w:r>
+              <w:t xml:space="preserve">, </w:t>
+            </w:r>
+            <w:r>
+              <w:t>k3d-teko-k8s-agent-0</w:t>
+            </w:r>
           </w:p>
         </w:tc>
       </w:tr>
@@ -5716,7 +5907,24 @@
           <w:p>
             <w:pPr>
               <w:spacing w:after="0"/>
+              <w:rPr>
+                <w:lang w:val="de-CH"/>
+              </w:rPr>
             </w:pPr>
+            <w:r>
+              <w:rPr>
+                <w:lang w:val="de-CH"/>
+              </w:rPr>
+              <w:t xml:space="preserve">Bestellung #6504564: weiterhin vorhanden, Status </w:t>
+            </w:r>
+            <w:proofErr w:type="spellStart"/>
+            <w:r>
+              <w:rPr>
+                <w:lang w:val="de-CH"/>
+              </w:rPr>
+              <w:t>delivered</w:t>
+            </w:r>
+            <w:proofErr w:type="spellEnd"/>
           </w:p>
         </w:tc>
       </w:tr>
@@ -5724,6 +5932,9 @@
     <w:p>
       <w:pPr>
         <w:spacing w:after="20"/>
+        <w:rPr>
+          <w:lang w:val="de-CH"/>
+        </w:rPr>
       </w:pPr>
     </w:p>
     <w:tbl>
@@ -5768,21 +5979,12 @@
               </w:rPr>
               <w:t xml:space="preserve">Sichtbares Resultat: </w:t>
             </w:r>
-            <w:proofErr w:type="gramStart"/>
             <w:r>
               <w:rPr>
                 <w:sz w:val="20"/>
                 <w:lang w:val="de-CH"/>
               </w:rPr>
-              <w:t>Der Standby</w:t>
-            </w:r>
-            <w:proofErr w:type="gramEnd"/>
-            <w:r>
-              <w:rPr>
-                <w:sz w:val="20"/>
-                <w:lang w:val="de-CH"/>
-              </w:rPr>
-              <w:t xml:space="preserve"> wird Primary, -</w:t>
+              <w:t>Der Standby wird Primary, -</w:t>
             </w:r>
             <w:proofErr w:type="spellStart"/>
             <w:r>
@@ -5865,6 +6067,12 @@
                 <w:lang w:val="de-CH"/>
               </w:rPr>
             </w:pPr>
+            <w:r>
+              <w:rPr>
+                <w:lang w:val="de-CH"/>
+              </w:rPr>
+              <w:t>Der Test beweist automatisches Failover, Service-Umschaltung und erhaltene Daten. Er beweist kein funktionierendes Backup und kein garantiertes RPO von null; dafür wäre ein separater Backup- und Restore-Test nötig.</w:t>
+            </w:r>
           </w:p>
         </w:tc>
       </w:tr>
